--- a/posts/Chactun_Multiclass_M2_blog_090226v10.docx
+++ b/posts/Chactun_Multiclass_M2_blog_090226v10.docx
@@ -816,7 +816,7 @@
     </w:p>
     <w:p>
       <w:r>
-        <w:t xml:space="preserve">The substitute blocks on </w:t>
+        <w:t xml:space="preserve">The substitute partitions on </w:t>
       </w:r>
       <w:r>
         <w:rPr>
@@ -825,16 +825,21 @@
         <w:t>appearance</w:t>
       </w:r>
       <w:r>
-        <w:t xml:space="preserve">— cluster the tiles, assign whole clusters to one side — and it barely works. Against a random control it moves cross-split similarity from 0.743 to 0.761 (the wrong way), p95 from 0.915 to 0.907, max from 0.978 to 0.954. Only the tail improves. Chactún tiles are homogeneous enough that every validation tile has a near-twin in training under any partition. </w:t>
+        <w:t>: cluster the tiles, then assign whole clusters to one side. Its effect was measured against a random control rather than assumed. Mean cross-split similarity moves from 0.743 to 0.761, p95 from 0.915 to 0.907, and the maximum from 0.978 to 0.954 — the tail tightens, the centre holds.</w:t>
+      </w:r>
+    </w:p>
+    <w:p>
+      <w:r>
+        <w:t xml:space="preserve">That measurement is itself the finding. Chactún tiles resemble one another closely enough that every validation tile has a near-twin in training under any partition, so the residual similarity is a property of the dataset rather than of the partitioning strategy. </w:t>
       </w:r>
       <w:r>
         <w:rPr>
           <w:b/>
         </w:rPr>
-        <w:t>Validation scores on this dataset are optimistic however it is cut</w:t>
+        <w:t>Validation scores here carry that optimism whatever the split</w:t>
       </w:r>
       <w:r>
-        <w:t>, and that belongs in the results rather than a footnote.</w:t>
+        <w:t>, which is why it is stated in the results rather than left to a footnote.</w:t>
       </w:r>
     </w:p>
     <w:p>

--- a/posts/Chactun_Multiclass_M2_blog_090226v10.docx
+++ b/posts/Chactun_Multiclass_M2_blog_090226v10.docx
@@ -852,7 +852,7 @@
     </w:p>
     <w:p>
       <w:r>
-        <w:t>Five cluster-blocked folds, chosen over a single held-out split for a specific reason: aguada has 76 instances in the entire dataset, so one split evaluates about fifteen of them, which is not a measurement. Across five folds every instance is evaluated exactly once.</w:t>
+        <w:t>Five cluster-blocked folds, chosen over a single held-out split for a specific reason: aguada has 76 instances in the entire dataset, so one split would evaluate about fifteen of them — too small a validation sample to support a stable estimate for that class. Across five folds every instance is evaluated exactly once.</w:t>
       </w:r>
     </w:p>
     <w:p>

--- a/posts/Chactun_Multiclass_M2_blog_090226v10.docx
+++ b/posts/Chactun_Multiclass_M2_blog_090226v10.docx
@@ -852,7 +852,7 @@
     </w:p>
     <w:p>
       <w:r>
-        <w:t>Five cluster-blocked folds, chosen over a single held-out split for a specific reason: aguada has 76 instances in the entire dataset, so one split would evaluate about fifteen of them — too small a validation sample to support a stable estimate for that class. Across five folds every instance is evaluated exactly once.</w:t>
+        <w:t>Five cluster-blocked folds (data partitions for cross-validation), chosen over a single held-out split for a specific reason: aguada has 76 instances in the entire dataset, so one split would evaluate about fifteen of them — too small a validation sample to support a stable estimate for that class. Across five folds every instance is evaluated exactly once.</w:t>
       </w:r>
     </w:p>
     <w:p>

--- a/posts/Chactun_Multiclass_M2_blog_090226v10.docx
+++ b/posts/Chactun_Multiclass_M2_blog_090226v10.docx
@@ -1860,16 +1860,7 @@
         <w:t>Anchor scale is ruled out.</w:t>
       </w:r>
       <w:r>
-        <w:t xml:space="preserve">At the 800 px input these configs use, 31.8% of buildings fall below the smallest 32 px anchor — an obvious-looking problem with an obvious-looking fix. Shifting the ladder down an octave gave −0.80 ± 1.07, below the seed noise floor, with </w:t>
-      </w:r>
-      <w:r>
-        <w:rPr>
-          <w:i/>
-        </w:rPr>
-        <w:t xml:space="preserve"> every</w:t>
-      </w:r>
-      <w:r>
-        <w:t xml:space="preserve"> metric negative. It is the fifth mechanism in this project to correlate with the symptom and then not survive ablation — a pattern worth noting in its own right.</w:t>
+        <w:t xml:space="preserve"> At the standard 800 px input resolution, nearly a third (31.8%) of annotated buildings are smaller than 32 pixels — smaller than the model's default minimum detection box (anchor). This is a common problem with a standard solution: shrink the reference anchors down an octave to catch smaller targets. Yet doing so yielded a slight performance drop (−0.80 ± 1.07 AP), well within random training noise, with every metric turning negative. It is the fifth mechanism in this project to align neatly with a theoretical symptom only to fail under empirical testing — a pattern worth noting in its own right.</w:t>
       </w:r>
     </w:p>
     <w:p>

--- a/posts/Chactun_Multiclass_M2_blog_090226v10.docx
+++ b/posts/Chactun_Multiclass_M2_blog_090226v10.docx
@@ -1931,10 +1931,10 @@
         <w:rPr>
           <w:b/>
         </w:rPr>
-        <w:t>D4 augmentation produced the one measurable gain</w:t>
+        <w:t>D4 data augmentation produced the one measurable gain</w:t>
       </w:r>
       <w:r>
-        <w:t>, and it improved every class: +4.16 segm AP (t = 7.94), AP75 +5.89, building +4.91, platform +4.77, small objects +2.95. All five folds positive. Across roughly 42 tests in this milestone a Bonferroni threshold sits near 0.0012, and arm D's core results survive it while every marginal finding does not.</w:t>
+        <w:t>, and it improved every class. D4 is the set of eight symmetries of a square — horizontal and vertical flips, and rotations of 90°, 180° and 270° — so each training tile is presented in all eight orientations rather than one: +4.16 segm AP (t = 7.94), AP75 +5.89, building +4.91, platform +4.77, small objects +2.95. All five folds positive. Across roughly 42 tests in this milestone a Bonferroni threshold sits near 0.0012, and arm D's core results survive it while every marginal finding does not.</w:t>
       </w:r>
     </w:p>
     <w:p>

--- a/posts/Chactun_Multiclass_M2_blog_090226v10.docx
+++ b/posts/Chactun_Multiclass_M2_blog_090226v10.docx
@@ -1860,7 +1860,7 @@
         <w:t>Anchor scale is ruled out.</w:t>
       </w:r>
       <w:r>
-        <w:t xml:space="preserve"> At the standard 800 px input resolution, nearly a third (31.8%) of annotated buildings are smaller than 32 pixels — smaller than the model's default minimum detection box (anchor). This is a common problem with a standard solution: shrink the reference anchors down an octave to catch smaller targets. Yet doing so yielded a slight performance drop (−0.80 ± 1.07 AP), well within random training noise, with every metric turning negative. It is the fifth mechanism in this project to align neatly with a theoretical symptom only to fail under empirical testing — a pattern worth noting in its own right.</w:t>
+        <w:t xml:space="preserve"> At the standard 800 px input resolution, nearly a third (31.8%) of annotated buildings are smaller than 32 pixels — the smallest of the reference boxes (anchors) the detector matches candidates against during training. This is a common problem with a standard solution: shrink the reference anchors down an octave to catch smaller targets. Yet doing so yielded a slight performance drop (−0.80 ± 1.07 AP), well within random training noise, with every metric turning negative. It is the fifth mechanism in this project to align neatly with a theoretical symptom only to fail under empirical testing — a pattern worth noting in its own right.</w:t>
       </w:r>
     </w:p>
     <w:p>

--- a/posts/Chactun_Multiclass_M2_blog_090226v10.docx
+++ b/posts/Chactun_Multiclass_M2_blog_090226v10.docx
@@ -1962,7 +1962,7 @@
     </w:p>
     <w:p>
       <w:r>
-        <w:t>The transforms were verified label-preserving rather than assumed: rasterise a tile's polygons, rotate that raster, and compare against the same polygons pushed through the coordinate transform. IoU 1.0000 for all four rotations. A rotation that moves pixels but not coordinates trains silently with every label detached from its object, and nothing downstream flags it.</w:t>
+        <w:t>The transforms were verified label-preserving rather than assumed: rasterize a tile's polygons, rotate that raster, and compare against the same polygons pushed through the coordinate transform. IoU 1.0000 for all four rotations. A rotation that moves pixels but not coordinates trains silently with every label detached from its object, and nothing downstream flags it.</w:t>
       </w:r>
     </w:p>
     <w:p>
@@ -1973,7 +1973,7 @@
         <w:t>The trajectories refine the explanation.</w:t>
       </w:r>
       <w:r>
-        <w:t xml:space="preserve">Regularisation would predict the baseline peaks early and decays. It does decay — but only 1.18 on building, against a 4.91 gain, so it accounts for at most a quarter. The trajectories show the arms identical through iteration 1500, after which the baseline stops improving and arm D does not. The baseline </w:t>
+        <w:t xml:space="preserve">Regularization would predict the baseline peaks early and decays. It does decay — but only 1.18 on building, against a 4.91 gain, so it accounts for at most a quarter. The trajectories show the arms identical through iteration 1500, after which the baseline stops improving and arm D does not. The baseline </w:t>
       </w:r>
       <w:r>
         <w:rPr>
@@ -4134,7 +4134,7 @@
         <w:t>A three-class detector at 92% recall</w:t>
       </w:r>
       <w:r>
-        <w:t>, with its error modes separated per class into detection failure versus classification failure, and its operating characteristics measured as recall against false positives per km² rather than as AP alone.</w:t>
+        <w:t>, with its error modes separated per class into detection failure versus classification failure, and its operating characteriztics measured as recall against false positives per km² rather than as AP alone.</w:t>
       </w:r>
     </w:p>
     <w:p>

--- a/posts/Chactun_Multiclass_M2_blog_090226v10.docx
+++ b/posts/Chactun_Multiclass_M2_blog_090226v10.docx
@@ -36,7 +36,7 @@
         <w:t>92% of annotated structures</w:t>
       </w:r>
       <w:r>
-        <w:t xml:space="preserve">at a survey-appropriate operating point. Six candidate improvements were then tested against it under five-fold cross-validation — 36 training runs, paired comparisons, a measured seed-noise floor and multiple-comparison correction. One produced a replicated gain of </w:t>
+        <w:t>at a survey-appropriate operating point. Six candidate improvements were then tested against it under five-fold cross-validation — 36 training runs, paired comparisons, a measured seed-noise floor and multiple-comparison correction. One produced a replicated gain of</w:t>
       </w:r>
       <w:r>
         <w:rPr>
@@ -45,7 +45,7 @@
         <w:t>+4.16 AP</w:t>
       </w:r>
       <w:r>
-        <w:t>across every class and every fold, and it came from the data pipeline rather than the model, at no additional compute. The four model-side candidates came in within noise, which locates the remaining headroom: not in the architecture.</w:t>
+        <w:t xml:space="preserve"> across every class and every fold, and it came from the data pipeline rather than the model, at no additional compute. The four model-side candidates came in within noise, which locates the remaining headroom: not in the architecture.</w:t>
       </w:r>
     </w:p>
     <w:p>
@@ -72,7 +72,7 @@
         <w:t>Scientific Data</w:t>
       </w:r>
       <w:r>
-        <w:t xml:space="preserve"> 10:558, 2023, CC BY 4.0) ships 480×480 tiles at 0.5 m, three bands — sky-view factor, positive openness, slope — with annotations as </w:t>
+        <w:t>10:558, 2023, CC BY 4.0) ships 480×480 tiles at 0.5 m, three bands — sky-view factor, positive openness, slope — with annotations as</w:t>
       </w:r>
       <w:r>
         <w:rPr>
@@ -97,7 +97,7 @@
         <w:t>The masks are inverted.</w:t>
       </w:r>
       <w:r>
-        <w:t>Object pixels are 0; background is 255. Reading them the obvious way, mask &gt; 0, produces one tile-sized "instance" per class per tile. Training proceeds and the loss decreases while the model learns nothing, since no error is raised. The inverted polarity was identified by inspecting the converted output rather than by any failure signal.</w:t>
+        <w:t xml:space="preserve"> Object pixels are 0; background is 255. Reading them the obvious way, mask &gt; 0, produces one tile-sized "instance" per class per tile. Training proceeds and the loss decreases while the model learns nothing, since no error is raised. The inverted polarity was identified by inspecting the converted output rather than by any failure signal.</w:t>
       </w:r>
     </w:p>
     <w:p>
@@ -108,7 +108,7 @@
         <w:t>Semantic masks are not instance masks.</w:t>
       </w:r>
       <w:r>
-        <w:t>Adjacent structures that touch fuse into one connected component. Plain connected components recover 7,442 buildings against the 8,275 the dataset paper reports as present in these tiles — a 10% undercount, entirely from merging. (The often-quoted 9,303 is the count for the whole 130 km² annotated section, not for the 2,094 records, and comparing against it overstates the loss.) A distance-transform watershed was tried to separate them and does not work at any setting:</w:t>
+        <w:t xml:space="preserve"> Adjacent structures that touch fuse into one connected component. Plain connected components recover 7,442 buildings against the 8,275 the dataset paper reports as present in these tiles — a 10% undercount, entirely from merging. (The often-quoted 9,303 is the count for the whole 130 km² annotated section, not for the 2,094 records, and comparing against it overstates the loss.) A distance-transform watershed was tried to separate them and does not work at any setting:</w:t>
       </w:r>
     </w:p>
     <w:tbl>
@@ -763,7 +763,7 @@
         <w:rPr>
           <w:i/>
         </w:rPr>
-        <w:t xml:space="preserve"> over</w:t>
+        <w:t>over</w:t>
       </w:r>
       <w:r>
         <w:t>count — 2,335 against the 1,996 present in the records, +17% — in the same conversion where buildings undercount. Aguadas diverge further still at 76 against 51, +49%, because they are the largest class and cross tile boundaries most often. Opposite errors on different classes, because platforms are large enough to cross tiles while buildings are small enough to fuse with neighbors. Edge instances are kept, since a half-visible structure is a real detection target, and every annotation carries a flag so an evaluation can exclude them without reconverting.</w:t>
@@ -790,7 +790,7 @@
         <w:t>The numbering carries no layout.</w:t>
       </w:r>
       <w:r>
-        <w:t>Edge correlation across all 2,093 consecutive-ID pairs is 0.291, against a random-pair baseline of 0.291. A sweep of every candidate row width from 2 to 259 is flat at ~0.283, with no spike anywhere.</w:t>
+        <w:t xml:space="preserve"> Edge correlation across all 2,093 consecutive-ID pairs is 0.291, against a random-pair baseline of 0.291. A sweep of every candidate row width from 2 to 259 is flat at ~0.283, with no spike anywhere.</w:t>
       </w:r>
     </w:p>
     <w:p>
@@ -801,7 +801,7 @@
         <w:t>No seams exist at all.</w:t>
       </w:r>
       <w:r>
-        <w:t>An all-pairs search over 4.38 million ordered pairs, both axes, finds zero pairs that are both reciprocal and z &gt; 8. Best-match z-scores top out at 6.2 and reciprocal matches occur for 4–6% of tiles, which is chance.</w:t>
+        <w:t xml:space="preserve"> An all-pairs search over 4.38 million ordered pairs, both axes, finds zero pairs that are both reciprocal and z &gt; 8. Best-match z-scores top out at 6.2 and reciprocal matches occur for 4–6% of tiles, which is chance.</w:t>
       </w:r>
     </w:p>
     <w:p>
@@ -1871,7 +1871,7 @@
         <w:t>Cascade confirmed a predicted pattern at an irrelevant magnitude.</w:t>
       </w:r>
       <w:r>
-        <w:t>The prediction on record was AP50 within noise, AP75 favoring cascade, AP(0.5:0.95) favoring it partly spuriously. Observed: AP50 −0.36, AP75 +2.23, segm AP +0.68. The pattern held; nothing reached significance; it costs 27% more compute per run.</w:t>
+        <w:t xml:space="preserve"> The prediction on record was AP50 within noise, AP75 favoring cascade, AP(0.5:0.95) favoring it partly spuriously. Observed: AP50 −0.36, AP75 +2.23, segm AP +0.68. The pattern held; nothing reached significance; it costs 27% more compute per run.</w:t>
       </w:r>
     </w:p>
     <w:p>
@@ -1882,7 +1882,7 @@
         <w:t>Resolution is ruled out as well, and the effect runs counter to the prediction.</w:t>
       </w:r>
       <w:r>
-        <w:t xml:space="preserve">Arm B ruled out giving small objects </w:t>
+        <w:t>Arm B ruled out giving small objects</w:t>
       </w:r>
       <w:r>
         <w:rPr>
@@ -1897,7 +1897,7 @@
         <w:rPr>
           <w:i/>
         </w:rPr>
-        <w:t xml:space="preserve"> features</w:t>
+        <w:t>features</w:t>
       </w:r>
       <w:r>
         <w:t xml:space="preserve">, which is a different mechanism — at stride 4, a 25 px building covers about 6 feature cells natively and about 12 at double scale. Two competing predictions were recorded in the config beforehand, +1.5 to +3.0 against +0 to +1.5. The result was </w:t>
@@ -1915,7 +1915,7 @@
         <w:rPr>
           <w:i/>
         </w:rPr>
-        <w:t xml:space="preserve"> down</w:t>
+        <w:t>down</w:t>
       </w:r>
       <w:r>
         <w:t xml:space="preserve"> by 0.71. Both predictions agreed that a genuine resolution effect had to appear in AP75 and small-object AP rather than AP50; it appeared in neither. The effect runs opposite to the prediction, so the mechanism is ruled out on direction as well as magnitude.</w:t>
@@ -1973,7 +1973,7 @@
         <w:t>The trajectories refine the explanation.</w:t>
       </w:r>
       <w:r>
-        <w:t xml:space="preserve">Regularization would predict the baseline peaks early and decays. It does decay — but only 1.18 on building, against a 4.91 gain, so it accounts for at most a quarter. The trajectories show the arms identical through iteration 1500, after which the baseline stops improving and arm D does not. The baseline </w:t>
+        <w:t>Regularization would predict the baseline peaks early and decays. It does decay — but only 1.18 on building, against a 4.91 gain, so it accounts for at most a quarter. The trajectories show the arms identical through iteration 1500, after which the baseline stops improving and arm D does not. The baseline</w:t>
       </w:r>
       <w:r>
         <w:rPr>
@@ -1995,21 +1995,22 @@
     </w:p>
     <w:p>
       <w:r>
-        <w:t xml:space="preserve">Every number above is COCO AP, which integrates over all score thresholds and rewards precision at high confidence. That is not what an archaeological survey tool is for. A candidate generator runs at a </w:t>
-      </w:r>
-      <w:r>
-        <w:rPr>
-          <w:b/>
-        </w:rPr>
-        <w:t>low</w:t>
-      </w:r>
-      <w:r>
-        <w:t>threshold, hands an expert many candidates, and is judged on what it missed — false positives are triage cost, not failure.</w:t>
+        <w:t>Every number above is COCO AP, which integrates over all score thresholds and rewards precision at high confidence. How well this reflects utility depends on the deployment scenario.</w:t>
       </w:r>
     </w:p>
     <w:p>
       <w:r>
-        <w:t>Measured properly, pooled over all 2,094 tiles (120.6 km², every structure scored exactly once):</w:t>
+        <w:t>For desktop preliminary survey and candidate generation, an analyst operates at lower thresholds where missing a feature is the primary error mode and false positives are quickly discarded on-screen. For on-the-ground field verification, however, false positives carry high physical and logistical costs, making precision at higher confidence paramount.</w:t>
+      </w:r>
+    </w:p>
+    <w:p>
+      <w:r>
+        <w:t>The table below reports both ends, so an operating point can be chosen against the cost structure of the work rather than inherited from the metric.</w:t>
+      </w:r>
+    </w:p>
+    <w:p>
+      <w:r>
+        <w:t>Pooled over all 2,094 tiles (120.6 km², every structure scored exactly once):</w:t>
       </w:r>
     </w:p>
     <w:tbl>
@@ -2685,19 +2686,15 @@
         <w:rPr>
           <w:b/>
         </w:rPr>
-        <w:t>AP understates this tool.</w:t>
+        <w:t>AP understates this tool for the first of those uses.</w:t>
       </w:r>
       <w:r>
-        <w:t xml:space="preserve">Arm D at AP 42.87 recalls 92% of real structures at a low threshold. And its advantage lives exactly where the tool would operate — +7.3 points at score 0.05, +2.2 at 0.50, and at 0.70 it is </w:t>
+        <w:t xml:space="preserve"> Arm D at AP 42.87 recalls 92% of real structures at score 0.05, and its advantage is largest exactly where a desktop survey would operate: +7.3 points of recall at 0.05, +2.2 at 0.50. At a matched budget of 100 false positives per km² the like-for-like gain is about +3.0 points rather than +7.3, since arm D buys some of its recall by emitting more detections.</w:t>
       </w:r>
+    </w:p>
+    <w:p>
       <w:r>
-        <w:rPr>
-          <w:i/>
-        </w:rPr>
-        <w:t xml:space="preserve"> worse</w:t>
-      </w:r>
-      <w:r>
-        <w:t xml:space="preserve"> than the control. At a matched budget of 100 FP/km² the like-for-like gain is about +3.0 points, not +7.3, since arm D buys some of its recall by emitting more detections.</w:t>
+        <w:t>At the high-confidence end the two arms suit the second scenario differently. At score 0.70 arm D recalls 2.6 points less than the control but produces 16 false positives per km² against 23 — fewer wasted journeys per real structure found, which is the trade that matters when each detection has to be reached on foot.</w:t>
       </w:r>
     </w:p>
     <w:p>
@@ -3148,7 +3145,7 @@
         <w:t>Aguadas are, to these three bands, indistinguishable from ordinary background terrain.</w:t>
       </w:r>
       <w:r>
-        <w:t>Buildings differ from their surroundings by 45 and 60 counts; aguadas by two. They sit at the 40.7th percentile of their own tile's sky-view factor — dead average.</w:t>
+        <w:t xml:space="preserve"> Buildings differ from their surroundings by 45 and 60 counts; aguadas by two. They sit at the 40.7th percentile of their own tile's sky-view factor — dead average.</w:t>
       </w:r>
     </w:p>
     <w:p>
@@ -3214,7 +3211,7 @@
         <w:t>raised</w:t>
       </w:r>
       <w:r>
-        <w:t xml:space="preserve">features; positive openness in particular highlights convex forms. Buildings and platforms are raised structures, so they light up. </w:t>
+        <w:t>features; positive openness in particular highlights convex forms. Buildings and platforms are raised structures, so they light up.</w:t>
       </w:r>
       <w:r>
         <w:rPr>
@@ -3326,7 +3323,7 @@
         <w:t>ground extent</w:t>
       </w:r>
       <w:r>
-        <w:t>rather than pixel count, which matters more than it sounds. Measured on Chactún, naive fixed-pixel tiling costs about two-thirds of the resolution penalty, because a 1 m survey puts four times the ground in each 480×480 tile and objects shrink accordingly. Tiling in meters holds object size constant and removes that entirely — a 240 m tile resized to 800 px reproduces the training scale whatever the source resolution.</w:t>
+        <w:t xml:space="preserve"> rather than pixel count, which matters more than it sounds. Measured on Chactún, naive fixed-pixel tiling costs about two-thirds of the resolution penalty, because a 1 m survey puts four times the ground in each 480×480 tile and objects shrink accordingly. Tiling in meters holds object size constant and removes that entirely — a 240 m tile resized to 800 px reproduces the training scale whatever the source resolution.</w:t>
       </w:r>
     </w:p>
     <w:tbl>
@@ -3848,7 +3845,7 @@
         <w:t>statistics</w:t>
       </w:r>
       <w:r>
-        <w:t xml:space="preserve">were matched — each band rescaled so its valid pixels carried Chactún's mean and standard deviation — rather than the stretch </w:t>
+        <w:t>were matched — each band rescaled so its valid pixels carried Chactún's mean and standard deviation — rather than the stretch</w:t>
       </w:r>
       <w:r>
         <w:rPr>
@@ -3863,7 +3860,7 @@
         <w:rPr>
           <w:i/>
         </w:rPr>
-        <w:t xml:space="preserve"> different byte values to the same physical quantity</w:t>
+        <w:t>different byte values to the same physical quantity</w:t>
       </w:r>
       <w:r>
         <w:t>, so the model received a third representation rather than the training one.</w:t>
@@ -3940,7 +3937,7 @@
         <w:t>A detector is only as portable as the recipe for its input.</w:t>
       </w:r>
       <w:r>
-        <w:t>To run a Chactún-trained model on new terrain, that terrain has to be turned into the same kind of raster the model saw in training — same visualizations, same value range, same byte mapping. Chactún supplies none of what that requires: no elevation data to generate visualizations from, no float values, and no record of the function that mapped physical quantities onto 0–255. The recipe cannot be reconstructed, so the input cannot be reproduced, so the model cannot be applied. This is a property of the dataset rather than of Mask R-CNN, and it would hold for any architecture trained on it.</w:t>
+        <w:t xml:space="preserve"> To run a Chactún-trained model on new terrain, that terrain has to be turned into the same kind of raster the model saw in training — same visualizations, same value range, same byte mapping. Chactún supplies none of what that requires: no elevation data to generate visualizations from, no float values, and no record of the function that mapped physical quantities onto 0–255. The recipe cannot be reconstructed, so the input cannot be reproduced, so the model cannot be applied. This is a property of the dataset rather than of Mask R-CNN, and it would hold for any architecture trained on it.</w:t>
       </w:r>
     </w:p>
     <w:p>
@@ -3977,7 +3974,7 @@
         <w:t>the model did not transfer</w:t>
       </w:r>
       <w:r>
-        <w:t xml:space="preserve"> → </w:t>
+        <w:t>→</w:t>
       </w:r>
       <w:r>
         <w:rPr>
@@ -3986,7 +3983,7 @@
         <w:t xml:space="preserve"> because its input representation could not be reproduced</w:t>
       </w:r>
       <w:r>
-        <w:t xml:space="preserve"> → </w:t>
+        <w:t>→</w:t>
       </w:r>
       <w:r>
         <w:rPr>
@@ -4055,7 +4052,7 @@
         <w:t>Sensitivity and spatial transferability</w:t>
       </w:r>
       <w:r>
-        <w:t>across uncurated third-party LiDAR</w:t>
+        <w:t xml:space="preserve"> across uncurated third-party LiDAR</w:t>
       </w:r>
     </w:p>
     <w:p>
@@ -4069,7 +4066,7 @@
         <w:t>Feature invariance</w:t>
       </w:r>
       <w:r>
-        <w:t>across heterogeneous sensor resolutions, point densities and canopy-removal artifacts</w:t>
+        <w:t xml:space="preserve"> across heterogeneous sensor resolutions, point densities and canopy-removal artifacts</w:t>
       </w:r>
     </w:p>
     <w:p>
@@ -4083,7 +4080,7 @@
         <w:t>No site-specific tuning</w:t>
       </w:r>
       <w:r>
-        <w:t>required to run on a survey it has not seen</w:t>
+        <w:t xml:space="preserve"> required to run on a survey it has not seen</w:t>
       </w:r>
     </w:p>
     <w:p>
@@ -4209,7 +4206,7 @@
         <w:t>Model-side changes did not move this problem; data-side changes did.</w:t>
       </w:r>
       <w:r>
-        <w:t>Anchors, cascade refinement, input resolution and rare-class oversampling: all within noise. Augmentation: +4.16.</w:t>
+        <w:t xml:space="preserve"> Anchors, cascade refinement, input resolution and rare-class oversampling: all within noise. Augmentation: +4.16.</w:t>
       </w:r>
     </w:p>
     <w:p>
@@ -4223,7 +4220,7 @@
         <w:t>Report at the operating point the tool will actually use.</w:t>
       </w:r>
       <w:r>
-        <w:t>AP made a 92%-recall detector look mediocre.</w:t>
+        <w:t xml:space="preserve"> AP made a 92%-recall detector look mediocre.</w:t>
       </w:r>
     </w:p>
     <w:p>
@@ -4237,7 +4234,7 @@
         <w:t>A class can be unrepresented rather than underlearned.</w:t>
       </w:r>
       <w:r>
-        <w:t>No amount of data fixes a band that does not carry the signal.</w:t>
+        <w:t xml:space="preserve"> No amount of data fixes a band that does not carry the signal.</w:t>
       </w:r>
     </w:p>
     <w:p>
@@ -4251,7 +4248,7 @@
         <w:t>In-domain evaluation does not reveal portability limits.</w:t>
       </w:r>
       <w:r>
-        <w:t>It took contact with foreign data to find the constraint that mattered most.</w:t>
+        <w:t xml:space="preserve"> It took contact with foreign data to find the constraint that mattered most.</w:t>
       </w:r>
     </w:p>
     <w:p>
@@ -4265,7 +4262,7 @@
         <w:t>Train as close to the source measurement as the data allows.</w:t>
       </w:r>
       <w:r>
-        <w:t>Every processing step between the LiDAR and the training raster is a restriction the model inherits permanently.</w:t>
+        <w:t xml:space="preserve"> Every processing step between the LiDAR and the training raster is a restriction the model inherits permanently.</w:t>
       </w:r>
     </w:p>
     <w:p>

--- a/posts/Chactun_Multiclass_M2_blog_090226v10.docx
+++ b/posts/Chactun_Multiclass_M2_blog_090226v10.docx
@@ -3202,44 +3202,7 @@
     </w:p>
     <w:p>
       <w:r>
-        <w:t xml:space="preserve">The cause is a property of the visualization choice. Sky-view factor, positive openness and slope all emphasize </w:t>
-      </w:r>
-      <w:r>
-        <w:rPr>
-          <w:b/>
-        </w:rPr>
-        <w:t>raised</w:t>
-      </w:r>
-      <w:r>
-        <w:t>features; positive openness in particular highlights convex forms. Buildings and platforms are raised structures, so they light up.</w:t>
-      </w:r>
-      <w:r>
-        <w:rPr>
-          <w:b/>
-        </w:rPr>
-        <w:t xml:space="preserve">An aguada is a depression, and the diagnostic visualization for concavity is </w:t>
-      </w:r>
-      <w:r>
-        <w:rPr>
-          <w:i/>
-        </w:rPr>
-      </w:r>
-      <w:r>
-        <w:rPr>
-          <w:b/>
-        </w:rPr>
-        <w:t>negative</w:t>
-      </w:r>
-      <w:r>
-        <w:rPr>
-          <w:i/>
-        </w:rPr>
-      </w:r>
-      <w:r>
-        <w:rPr>
-          <w:b/>
-        </w:rPr>
-        <w:t>openness — which this dataset does not ship.</w:t>
+        <w:t>The cause is a property of the visualization choice. Sky-view factor, positive openness, and slope all emphasize raised features; positive openness in particular highlights convex forms. Buildings and platforms are raised structures, so they light up. An aguada is a depression, and the diagnostic visualization for concavity is negative openness — which the Chactún dataset does not ship, nor could it be generated, as the source DEM was withheld from the release.**</w:t>
       </w:r>
     </w:p>
     <w:p>

--- a/posts/Chactun_Multiclass_M2_blog_090226v10.docx
+++ b/posts/Chactun_Multiclass_M2_blog_090226v10.docx
@@ -3259,7 +3259,7 @@
     </w:p>
     <w:p>
       <w:r>
-        <w:t>So the class is not underlearned. It is unrepresented. That distinction matters, because more examples would not have fixed it and a different band would.</w:t>
+        <w:t>So the class is not underlearned. It is unrepresented — the Chactún dataset omits any visualization band that explicitly highlights terrain concavity. That distinction matters, because more examples would not have fixed it and a different band would.</w:t>
       </w:r>
     </w:p>
     <w:p>

--- a/posts/Chactun_Multiclass_M2_blog_090226v10.docx
+++ b/posts/Chactun_Multiclass_M2_blog_090226v10.docx
@@ -3286,7 +3286,12 @@
         <w:t>ground extent</w:t>
       </w:r>
       <w:r>
-        <w:t xml:space="preserve"> rather than pixel count, which matters more than it sounds. Measured on Chactún, naive fixed-pixel tiling costs about two-thirds of the resolution penalty, because a 1 m survey puts four times the ground in each 480×480 tile and objects shrink accordingly. Tiling in meters holds object size constant and removes that entirely — a 240 m tile resized to 800 px reproduces the training scale whatever the source resolution.</w:t>
+        <w:t xml:space="preserve"> rather than pixel count, which matters more than it sounds. Measured on Chactún, naive fixed-pixel tiling accounts for about two-thirds of the resolution penalty: at 1.0 m resolution a fixed 480×480 pixel tile covers twice the linear distance (480 m), causing target structures to shrink to a quarter of their native pixel area. Tiling by ground extent holds object scale constant — cropping a fixed 240 m ground window, matching Chactún's native spatial coverage, and resizing it to 800 px reproduces the training scale whatever the source resolution.</w:t>
+      </w:r>
+    </w:p>
+    <w:p>
+      <w:r>
+        <w:t>What that does not restore is detail. The remaining third of the penalty is information the coarser survey never recorded, and it is what the table below measures.</w:t>
       </w:r>
     </w:p>
     <w:tbl>

--- a/posts/Chactun_Multiclass_M2_blog_090226v10.docx
+++ b/posts/Chactun_Multiclass_M2_blog_090226v10.docx
@@ -3286,12 +3286,7 @@
         <w:t>ground extent</w:t>
       </w:r>
       <w:r>
-        <w:t xml:space="preserve"> rather than pixel count, which matters more than it sounds. Measured on Chactún, naive fixed-pixel tiling accounts for about two-thirds of the resolution penalty: at 1.0 m resolution a fixed 480×480 pixel tile covers twice the linear distance (480 m), causing target structures to shrink to a quarter of their native pixel area. Tiling by ground extent holds object scale constant — cropping a fixed 240 m ground window, matching Chactún's native spatial coverage, and resizing it to 800 px reproduces the training scale whatever the source resolution.</w:t>
-      </w:r>
-    </w:p>
-    <w:p>
-      <w:r>
-        <w:t>What that does not restore is detail. The remaining third of the penalty is information the coarser survey never recorded, and it is what the table below measures.</w:t>
+        <w:t xml:space="preserve"> rather than pixel count, which matters more than it sounds. Measured on Chactún, naive fixed-pixel tiling accounts for about two-thirds of the resolution penalty: at 1.0 m resolution, a fixed 480×480 pixel tile covers twice the linear ground distance (480 m), causing target structures to shrink to a quarter of their native pixel area. Tiling by ground extent normalizes object scale rather than information content: cropping a fixed 240 m ground window — matching Chactún's native spatial coverage — and resizing it to 800 px reproduces the expected training geometry across survey resolutions, isolating the remaining penalty to the detail the coarser survey never recorded.</w:t>
       </w:r>
     </w:p>
     <w:tbl>

--- a/posts/Chactun_Multiclass_M2_blog_090226v10.docx
+++ b/posts/Chactun_Multiclass_M2_blog_090226v10.docx
@@ -3831,13 +3831,7 @@
     </w:p>
     <w:p>
       <w:r>
-        <w:t xml:space="preserve">And the stretch cannot be recovered. Verified against the deposit's file list, Chactún provides ML-ready visualizations, masks, a canopy height model and Sentinel-1/2 imagery. </w:t>
-      </w:r>
-      <w:r>
-        <w:rPr>
-          <w:b/>
-        </w:rPr>
-        <w:t>There is no DEM, no DTM and no point cloud.</w:t>
+        <w:t>And the stretch function cannot be recovered. Verified against the deposit's file list, Chactún provides ML-ready visualizations, masks, a canopy height model, and Sentinel-1/2 imagery, but no DEM, no DTM, and no point cloud data.</w:t>
       </w:r>
     </w:p>
     <w:p>

--- a/posts/Chactun_Multiclass_M2_blog_090226v10.docx
+++ b/posts/Chactun_Multiclass_M2_blog_090226v10.docx
@@ -3836,7 +3836,7 @@
     </w:p>
     <w:p>
       <w:r>
-        <w:t>That is three restrictions, each irreversible:</w:t>
+        <w:t>The pipeline therefore faces three distinct dataset limitations, none of them reversible from the released data:</w:t>
       </w:r>
     </w:p>
     <w:p>

--- a/posts/Chactun_Multiclass_M2_blog_090226v10.docx
+++ b/posts/Chactun_Multiclass_M2_blog_090226v10.docx
@@ -3847,10 +3847,10 @@
         <w:rPr>
           <w:b/>
         </w:rPr>
-        <w:t>No elevation data</w:t>
+        <w:t>No source elevation data.</w:t>
       </w:r>
       <w:r>
-        <w:t>, so the visualizations cannot be regenerated</w:t>
+        <w:t xml:space="preserve"> Without the raw DEM or DTM, alternative spatial visualizations cannot be regenerated downstream.</w:t>
       </w:r>
     </w:p>
     <w:p>
@@ -3861,10 +3861,10 @@
         <w:rPr>
           <w:b/>
         </w:rPr>
-        <w:t>8-bit only</w:t>
+        <w:t>Quantized 8-bit rendering.</w:t>
       </w:r>
       <w:r>
-        <w:t>, so the float values are quantized away and cannot be recovered at precision</w:t>
+        <w:t xml:space="preserve"> The three visualization rasters were truncated from float precision at export time, so fine gradients within sky-view factor, positive openness and slope cannot be recovered.</w:t>
       </w:r>
     </w:p>
     <w:p>
@@ -3875,15 +3875,15 @@
         <w:rPr>
           <w:b/>
         </w:rPr>
-        <w:t>Three visualization types</w:t>
+        <w:t>Fixed visualization selection.</w:t>
       </w:r>
       <w:r>
-        <w:t>, committed to at deposit time — no hillshade, no local relief model, and no negative openness, which is precisely what the aguada class needed</w:t>
+        <w:t xml:space="preserve"> The deposit committed permanently to three specific bands, omitting hillshading, local relief models, and negative openness — the precise diagnostic channel required to resolve terrain concavity (aguadas).</w:t>
       </w:r>
     </w:p>
     <w:p>
       <w:r>
-        <w:t>In short: restricted access to the underlying LiDAR recordings. The deposit sits several lossy steps from the source measurement, and a model trained at the end of that chain inherits every restriction with no way to undo any of them.</w:t>
+        <w:t>In short, the deposit sits several lossy steps downstream from the original LiDAR point cloud. A model trained at the end of that processing chain inherits every upstream constraint, with no mechanism to recover the lost spatial signal.</w:t>
       </w:r>
     </w:p>
     <w:p>

--- a/posts/Chactun_Multiclass_M2_blog_090226v10.docx
+++ b/posts/Chactun_Multiclass_M2_blog_090226v10.docx
@@ -3840,9 +3840,9 @@
       </w:r>
     </w:p>
     <w:p>
-      <w:pPr>
-        <w:pStyle w:val="ListBullet"/>
-      </w:pPr>
+      <w:r>
+        <w:t xml:space="preserve">1. </w:t>
+      </w:r>
       <w:r>
         <w:rPr>
           <w:b/>
@@ -3850,27 +3850,27 @@
         <w:t>No source elevation data.</w:t>
       </w:r>
       <w:r>
-        <w:t xml:space="preserve"> Without the raw DEM or DTM, alternative spatial visualizations cannot be regenerated downstream.</w:t>
+        <w:t xml:space="preserve"> Without the underlying DEM or DTM, alternative spatial visualizations cannot be regenerated downstream.</w:t>
       </w:r>
     </w:p>
     <w:p>
-      <w:pPr>
-        <w:pStyle w:val="ListBullet"/>
-      </w:pPr>
+      <w:r>
+        <w:t xml:space="preserve">2. </w:t>
+      </w:r>
       <w:r>
         <w:rPr>
           <w:b/>
         </w:rPr>
-        <w:t>Quantized 8-bit rendering.</w:t>
+        <w:t>Quantized 8-bit visualization exports.</w:t>
       </w:r>
       <w:r>
-        <w:t xml:space="preserve"> The three visualization rasters were truncated from float precision at export time, so fine gradients within sky-view factor, positive openness and slope cannot be recovered.</w:t>
+        <w:t xml:space="preserve"> Floating-point arrays for sky-view factor, openness, and slope were permanently truncated to 8-bit integers at export, destroying fine continuous variance across those derived features.</w:t>
       </w:r>
     </w:p>
     <w:p>
-      <w:pPr>
-        <w:pStyle w:val="ListBullet"/>
-      </w:pPr>
+      <w:r>
+        <w:t xml:space="preserve">3. </w:t>
+      </w:r>
       <w:r>
         <w:rPr>
           <w:b/>

--- a/posts/Chactun_Multiclass_M2_blog_090226v10.docx
+++ b/posts/Chactun_Multiclass_M2_blog_090226v10.docx
@@ -3961,7 +3961,7 @@
     </w:p>
     <w:p>
       <w:r>
-        <w:t>Arm D worked by augmenting over a property the model should not depend on. A mound is a mound whichever way the tile is turned, so showing the model every rotation taught it to ignore orientation rather than requiring every survey to be flown on the same heading.</w:t>
+        <w:t>Arm D (D4 dihedral augmentation) worked by augmenting over a property the model should not depend on. A mound is a mound whichever way the tile is turned, so showing the model every rotation taught it to ignore orientation rather than requiring every survey to be flown on the same heading.</w:t>
       </w:r>
     </w:p>
     <w:p>

--- a/posts/Chactun_Multiclass_M2_blog_090226v10.docx
+++ b/posts/Chactun_Multiclass_M2_blog_090226v10.docx
@@ -3966,7 +3966,7 @@
     </w:p>
     <w:p>
       <w:r>
-        <w:t>Portability has the same shape with a different property. A mound is a mound whichever visualization recipe rendered it, so showing the model many renderings would teach it to ignore the recipe rather than requiring every user to run one specific pipeline.</w:t>
+        <w:t>Portability follows the exact same logic, swapping orientation for visualization style. A mound is a mound whichever rendering recipe created it, so training the model across multiple visualization styles would teach it to focus on structural geometry rather than forcing every user to adopt a single pipeline.</w:t>
       </w:r>
     </w:p>
     <w:p>

--- a/posts/Chactun_Multiclass_M2_blog_090226v10.docx
+++ b/posts/Chactun_Multiclass_M2_blog_090226v10.docx
@@ -3966,12 +3966,12 @@
     </w:p>
     <w:p>
       <w:r>
-        <w:t>Portability follows the exact same logic, swapping orientation for visualization style. A mound is a mound whichever rendering recipe created it, so training the model across multiple visualization styles would teach it to focus on structural geometry rather than forcing every user to adopt a single pipeline.</w:t>
+        <w:t>Portability follows the exact same logic, swapping orientation for visualization style. A mound is a mound whichever rendering recipe created it.</w:t>
       </w:r>
     </w:p>
     <w:p>
       <w:r>
-        <w:t>Training on the same terrain rendered many different ways — different stretches, visualizations and blends — would teach a model to key on the shape of a relief signature rather than on one rendering's byte patterns.</w:t>
+        <w:t>Training on the same terrain rendered many different ways — different stretches, visualizations and blends — would teach the model to key on the shape of the relief signature rather than on one rendering's byte patterns, instead of requiring every user to adopt a single pipeline.</w:t>
       </w:r>
     </w:p>
     <w:p>

--- a/posts/Chactun_Multiclass_M2_blog_090226v10.docx
+++ b/posts/Chactun_Multiclass_M2_blog_090226v10.docx
@@ -3971,7 +3971,7 @@
     </w:p>
     <w:p>
       <w:r>
-        <w:t>Training on the same terrain rendered many different ways — different stretches, visualizations and blends — would teach the model to key on the shape of the relief signature rather than on one rendering's byte patterns, instead of requiring every user to adopt a single pipeline.</w:t>
+        <w:t>Training on the same terrain rendered many different ways—different stretches, visualizations, and blends—would teach the model to key on the shape of the relief signature rather than on one rendering’s byte patterns. That removes the need for every user to adopt a single pipeline.</w:t>
       </w:r>
     </w:p>
     <w:p>

--- a/posts/Chactun_Multiclass_M2_blog_090226v10.docx
+++ b/posts/Chactun_Multiclass_M2_blog_090226v10.docx
@@ -3971,7 +3971,7 @@
     </w:p>
     <w:p>
       <w:r>
-        <w:t>Training on the same terrain rendered many different ways—different stretches, visualizations, and blends—would teach the model to key on the shape of the relief signature rather than on one rendering’s byte patterns. That removes the need for every user to adopt a single pipeline.</w:t>
+        <w:t>Training on the same terrain rendered many different ways—different stretches, visualizations, and blends—would teach the model to key on the shape of the relief signature rather than on one rendering’s byte patterns. That would let the detector operate across datasets produced by heterogeneous processing pipelines without retraining.</w:t>
       </w:r>
     </w:p>
     <w:p>

--- a/posts/Chactun_Multiclass_M2_blog_090226v10.docx
+++ b/posts/Chactun_Multiclass_M2_blog_090226v10.docx
@@ -36,7 +36,7 @@
         <w:t>92% of annotated structures</w:t>
       </w:r>
       <w:r>
-        <w:t>at a survey-appropriate operating point. Six candidate improvements were then tested against it under five-fold cross-validation — 36 training runs, paired comparisons, a measured seed-noise floor and multiple-comparison correction. One produced a replicated gain of</w:t>
+        <w:t xml:space="preserve"> at a survey-appropriate operating point. Six candidate improvements were then tested against it under five-fold cross-validation — 36 training runs, paired comparisons, a measured seed-noise floor and multiple-comparison correction. One produced a replicated gain of </w:t>
       </w:r>
       <w:r>
         <w:rPr>
@@ -72,7 +72,7 @@
         <w:t>Scientific Data</w:t>
       </w:r>
       <w:r>
-        <w:t>10:558, 2023, CC BY 4.0) ships 480×480 tiles at 0.5 m, three bands — sky-view factor, positive openness, slope — with annotations as</w:t>
+        <w:t xml:space="preserve">10:558, 2023, CC BY 4.0) ships 480×480 tiles at 0.5 m, three bands — sky-view factor, positive openness, slope — with annotations as </w:t>
       </w:r>
       <w:r>
         <w:rPr>
@@ -757,7 +757,7 @@
         <w:t>Tile boundaries cut structures.</w:t>
       </w:r>
       <w:r>
-        <w:t xml:space="preserve">3,429 of 9,853 instances touch an edge. Platforms therefore </w:t>
+        <w:t xml:space="preserve"> 3,429 of 9,853 instances touch an edge. Platforms therefore </w:t>
       </w:r>
       <w:r>
         <w:rPr>
@@ -1882,7 +1882,7 @@
         <w:t>Resolution is ruled out as well, and the effect runs counter to the prediction.</w:t>
       </w:r>
       <w:r>
-        <w:t>Arm B ruled out giving small objects</w:t>
+        <w:t xml:space="preserve"> Arm B ruled out giving small objects</w:t>
       </w:r>
       <w:r>
         <w:rPr>
@@ -1957,7 +1957,7 @@
         <w:t>hillshade</w:t>
       </w:r>
       <w:r>
-        <w:t>would not be — a fixed illumination azimuth is baked into the pixels, and the rotated image depicts terrain lit from an angle it never was. The field's most common visualization would have blocked the only intervention that worked here. D4 rather than arbitrary rotation also preserves the cardinal alignment common in Maya architecture, and on square tiles np.rot90 is exact where an affine warp would blur 25 px buildings.</w:t>
+        <w:t xml:space="preserve"> would not be — a fixed illumination azimuth is baked into the pixels, and the rotated image depicts terrain lit from an angle it never was. The field's most common visualization would have blocked the only intervention that worked here. D4 rather than arbitrary rotation also preserves the cardinal alignment common in Maya architecture, and on square tiles np.rot90 is exact where an affine warp would blur 25 px buildings.</w:t>
       </w:r>
     </w:p>
     <w:p>
@@ -1973,7 +1973,7 @@
         <w:t>The trajectories refine the explanation.</w:t>
       </w:r>
       <w:r>
-        <w:t>Regularization would predict the baseline peaks early and decays. It does decay — but only 1.18 on building, against a 4.91 gain, so it accounts for at most a quarter. The trajectories show the arms identical through iteration 1500, after which the baseline stops improving and arm D does not. The baseline</w:t>
+        <w:t xml:space="preserve"> Regularization would predict the baseline peaks early and decays. It does decay — but only 1.18 on building, against a 4.91 gain, so it accounts for at most a quarter. The trajectories show the arms identical through iteration 1500, after which the baseline stops improving and arm D does not. The baseline</w:t>
       </w:r>
       <w:r>
         <w:rPr>
@@ -3202,7 +3202,7 @@
     </w:p>
     <w:p>
       <w:r>
-        <w:t>The cause is a property of the visualization choice. Sky-view factor, positive openness, and slope all emphasize raised features; positive openness in particular highlights convex forms. Buildings and platforms are raised structures, so they light up. An aguada is a depression, and the diagnostic visualization for concavity is negative openness — which the Chactún dataset does not ship, nor could it be generated, as the source DEM was withheld from the release.**</w:t>
+        <w:t>The cause is a property of the visualization choice. Sky-view factor, positive openness, and slope all emphasize raised features; positive openness in particular highlights convex forms. Buildings and platforms are raised structures, so they light up. An aguada is a depression, and the diagnostic visualization for concavity is negative openness — which the Chactún dataset does not ship, nor could it be generated, as the source DEM was withheld from the release.</w:t>
       </w:r>
     </w:p>
     <w:p>
@@ -3808,7 +3808,7 @@
         <w:t>statistics</w:t>
       </w:r>
       <w:r>
-        <w:t>were matched — each band rescaled so its valid pixels carried Chactún's mean and standard deviation — rather than the stretch</w:t>
+        <w:t xml:space="preserve"> were matched — each band rescaled so its valid pixels carried Chactún's mean and standard deviation — rather than the stretch </w:t>
       </w:r>
       <w:r>
         <w:rPr>
@@ -4088,7 +4088,7 @@
         <w:t>A three-class detector at 92% recall</w:t>
       </w:r>
       <w:r>
-        <w:t>, with its error modes separated per class into detection failure versus classification failure, and its operating characteriztics measured as recall against false positives per km² rather than as AP alone.</w:t>
+        <w:t>, with its error modes separated per class into detection failure versus classification failure, and its operating characteristics measured as recall against false positives per km² rather than as AP alone.</w:t>
       </w:r>
     </w:p>
     <w:p>

--- a/posts/Chactun_Multiclass_M2_blog_090226v10.docx
+++ b/posts/Chactun_Multiclass_M2_blog_090226v10.docx
@@ -63,16 +63,46 @@
     </w:p>
     <w:p>
       <w:r>
-        <w:t xml:space="preserve">Chactún (Kokalj et al., </w:t>
+        <w:t>Chactún (</w:t>
       </w:r>
+      <w:hyperlink r:id="rId9">
+        <w:r>
+          <w:rPr>
+            <w:color w:val="0B57D0"/>
+            <w:u w:val="single"/>
+          </w:rPr>
+          <w:t xml:space="preserve">Kokalj et al., </w:t>
+        </w:r>
+        <w:r>
+          <w:rPr>
+            <w:i/>
+            <w:color w:val="0B57D0"/>
+            <w:u w:val="single"/>
+          </w:rPr>
+          <w:t>Scientific Data</w:t>
+        </w:r>
+        <w:r>
+          <w:rPr>
+            <w:color w:val="0B57D0"/>
+            <w:u w:val="single"/>
+          </w:rPr>
+          <w:t xml:space="preserve"> 10:558, 2023</w:t>
+        </w:r>
+      </w:hyperlink>
       <w:r>
-        <w:rPr>
-          <w:i/>
-        </w:rPr>
-        <w:t>Scientific Data</w:t>
+        <w:t xml:space="preserve">, CC BY 4.0, </w:t>
       </w:r>
+      <w:hyperlink r:id="rId10">
+        <w:r>
+          <w:rPr>
+            <w:color w:val="0B57D0"/>
+            <w:u w:val="single"/>
+          </w:rPr>
+          <w:t>figshare</w:t>
+        </w:r>
+      </w:hyperlink>
       <w:r>
-        <w:t xml:space="preserve">10:558, 2023, CC BY 4.0) ships 480×480 tiles at 0.5 m, three bands — sky-view factor, positive openness, slope — with annotations as </w:t>
+        <w:t xml:space="preserve">) ships 480×480 tiles at 0.5 m, three bands — sky-view factor, positive openness, slope — with annotations as </w:t>
       </w:r>
       <w:r>
         <w:rPr>
@@ -766,7 +796,7 @@
         <w:t>over</w:t>
       </w:r>
       <w:r>
-        <w:t>count — 2,335 against the 1,996 present in the records, +17% — in the same conversion where buildings undercount. Aguadas diverge further still at 76 against 51, +49%, because they are the largest class and cross tile boundaries most often. Opposite errors on different classes, because platforms are large enough to cross tiles while buildings are small enough to fuse with neighbors. Edge instances are kept, since a half-visible structure is a real detection target, and every annotation carries a flag so an evaluation can exclude them without reconverting.</w:t>
+        <w:t xml:space="preserve"> count — 2,335 against the 1,996 present in the records, +17% — in the same conversion where buildings undercount. Aguadas diverge further still at 76 against 51, +49%, because they are the largest class and cross tile boundaries most often. Opposite errors on different classes, because platforms are large enough to cross tiles while buildings are small enough to fuse with neighbors. Edge instances are kept, since a half-visible structure is a real detection target, and every annotation carries a flag so an evaluation can exclude them without reconverting.</w:t>
       </w:r>
     </w:p>
     <w:p>
@@ -2717,7 +2747,7 @@
                     <pic:cNvPicPr/>
                   </pic:nvPicPr>
                   <pic:blipFill>
-                    <a:blip r:embed="rId9"/>
+                    <a:blip r:embed="rId11"/>
                     <a:stretch>
                       <a:fillRect/>
                     </a:stretch>
@@ -3168,7 +3198,7 @@
                     <pic:cNvPicPr/>
                   </pic:nvPicPr>
                   <pic:blipFill>
-                    <a:blip r:embed="rId10"/>
+                    <a:blip r:embed="rId12"/>
                     <a:stretch>
                       <a:fillRect/>
                     </a:stretch>
@@ -3225,7 +3255,7 @@
                     <pic:cNvPicPr/>
                   </pic:nvPicPr>
                   <pic:blipFill>
-                    <a:blip r:embed="rId11"/>
+                    <a:blip r:embed="rId13"/>
                     <a:stretch>
                       <a:fillRect/>
                     </a:stretch>
@@ -3738,7 +3768,7 @@
                     <pic:cNvPicPr/>
                   </pic:nvPicPr>
                   <pic:blipFill>
-                    <a:blip r:embed="rId12"/>
+                    <a:blip r:embed="rId14"/>
                     <a:stretch>
                       <a:fillRect/>
                     </a:stretch>
@@ -3931,7 +3961,7 @@
         <w:t>the model did not transfer</w:t>
       </w:r>
       <w:r>
-        <w:t>→</w:t>
+        <w:t xml:space="preserve"> →</w:t>
       </w:r>
       <w:r>
         <w:rPr>
@@ -3940,7 +3970,7 @@
         <w:t xml:space="preserve"> because its input representation could not be reproduced</w:t>
       </w:r>
       <w:r>
-        <w:t>→</w:t>
+        <w:t xml:space="preserve"> →</w:t>
       </w:r>
       <w:r>
         <w:rPr>
@@ -4232,12 +4262,174 @@
     </w:p>
     <w:p>
       <w:r>
-        <w:t>Everything is in the repository. src/detlab/datasets/masks_to_coco.py converts the semantic masks, with all three properties and the watershed sweep and its outcome documented in its docstring. scripts/make_chactun_split.py builds the folds and measures the leak. scripts/train_chactun.py runs any arm on any fold at any seed, and scripts/run_chactun_matrix.sh runs the full matrix. The evidence for the negative results has its own scripts — chactun_layout.py and chactun_seams.py for the missing geography, chactun_headroom.py for the measurement ceiling, chactun_scale_sensitivity.py for the resolution curve, chactun_operating_point.py for recall against false positives per km².</w:t>
+        <w:t xml:space="preserve">Code, configurations and the full lab notebook are in the repository: </w:t>
+      </w:r>
+      <w:hyperlink r:id="rId15">
+        <w:r>
+          <w:rPr>
+            <w:b/>
+            <w:color w:val="0B57D0"/>
+            <w:u w:val="single"/>
+          </w:rPr>
+          <w:t>benjbritton/spacenet2-detectron2</w:t>
+        </w:r>
+      </w:hyperlink>
+      <w:r>
+        <w:t xml:space="preserve">. All 39 training runs, with their metrics and configurations, are logged at </w:t>
+      </w:r>
+      <w:hyperlink r:id="rId16">
+        <w:r>
+          <w:rPr>
+            <w:b/>
+            <w:color w:val="0B57D0"/>
+            <w:u w:val="single"/>
+          </w:rPr>
+          <w:t>wandb.ai/benjbritton-geoai/benjbritton_FA26</w:t>
+        </w:r>
+      </w:hyperlink>
+      <w:r>
+        <w:t>.</w:t>
       </w:r>
     </w:p>
     <w:p>
       <w:r>
-        <w:t>The lab notebook carries the full record, including the predictions the data refuted and the explanations it revised.</w:t>
+        <w:t xml:space="preserve">The dataset is Chactún, </w:t>
+      </w:r>
+      <w:hyperlink r:id="rId9">
+        <w:r>
+          <w:rPr>
+            <w:color w:val="0B57D0"/>
+            <w:u w:val="single"/>
+          </w:rPr>
+          <w:t>Kokalj et al. 2023</w:t>
+        </w:r>
+      </w:hyperlink>
+      <w:r>
+        <w:t xml:space="preserve">, CC BY 4.0, available from </w:t>
+      </w:r>
+      <w:hyperlink r:id="rId10">
+        <w:r>
+          <w:rPr>
+            <w:color w:val="0B57D0"/>
+            <w:u w:val="single"/>
+          </w:rPr>
+          <w:t>figshare</w:t>
+        </w:r>
+      </w:hyperlink>
+      <w:r>
+        <w:t>.</w:t>
+      </w:r>
+    </w:p>
+    <w:p>
+      <w:r>
+        <w:t xml:space="preserve">Within the repository: </w:t>
+      </w:r>
+      <w:r>
+        <w:rPr>
+          <w:rFonts w:ascii="Consolas" w:hAnsi="Consolas"/>
+          <w:sz w:val="19"/>
+        </w:rPr>
+        <w:t>src/detlab/datasets/masks_to_coco.py</w:t>
+      </w:r>
+      <w:r>
+        <w:t xml:space="preserve"> converts the semantic masks, with all three dataset properties and the watershed sweep and its outcome documented in its docstring. </w:t>
+      </w:r>
+      <w:r>
+        <w:rPr>
+          <w:rFonts w:ascii="Consolas" w:hAnsi="Consolas"/>
+          <w:sz w:val="19"/>
+        </w:rPr>
+        <w:t>scripts/make_chactun_split.py</w:t>
+      </w:r>
+      <w:r>
+        <w:t xml:space="preserve"> builds the folds and measures the leak. </w:t>
+      </w:r>
+      <w:r>
+        <w:rPr>
+          <w:rFonts w:ascii="Consolas" w:hAnsi="Consolas"/>
+          <w:sz w:val="19"/>
+        </w:rPr>
+        <w:t>scripts/train_chactun.py</w:t>
+      </w:r>
+      <w:r>
+        <w:t xml:space="preserve"> runs any arm on any fold at any seed, and </w:t>
+      </w:r>
+      <w:r>
+        <w:rPr>
+          <w:rFonts w:ascii="Consolas" w:hAnsi="Consolas"/>
+          <w:sz w:val="19"/>
+        </w:rPr>
+        <w:t>scripts/run_chactun_matrix.sh</w:t>
+      </w:r>
+      <w:r>
+        <w:t xml:space="preserve"> runs the full matrix.</w:t>
+      </w:r>
+    </w:p>
+    <w:p>
+      <w:r>
+        <w:t xml:space="preserve">Each negative result has its own script, so the evidence can be re-run rather than taken on trust: </w:t>
+      </w:r>
+      <w:r>
+        <w:rPr>
+          <w:rFonts w:ascii="Consolas" w:hAnsi="Consolas"/>
+          <w:sz w:val="19"/>
+        </w:rPr>
+        <w:t>chactun_layout.py</w:t>
+      </w:r>
+      <w:r>
+        <w:t xml:space="preserve"> and </w:t>
+      </w:r>
+      <w:r>
+        <w:rPr>
+          <w:rFonts w:ascii="Consolas" w:hAnsi="Consolas"/>
+          <w:sz w:val="19"/>
+        </w:rPr>
+        <w:t>chactun_seams.py</w:t>
+      </w:r>
+      <w:r>
+        <w:t xml:space="preserve"> for the missing geography, </w:t>
+      </w:r>
+      <w:r>
+        <w:rPr>
+          <w:rFonts w:ascii="Consolas" w:hAnsi="Consolas"/>
+          <w:sz w:val="19"/>
+        </w:rPr>
+        <w:t>chactun_headroom.py</w:t>
+      </w:r>
+      <w:r>
+        <w:t xml:space="preserve"> for the measurement ceiling, </w:t>
+      </w:r>
+      <w:r>
+        <w:rPr>
+          <w:rFonts w:ascii="Consolas" w:hAnsi="Consolas"/>
+          <w:sz w:val="19"/>
+        </w:rPr>
+        <w:t>chactun_scale_sensitivity.py</w:t>
+      </w:r>
+      <w:r>
+        <w:t xml:space="preserve"> for the resolution curve, and </w:t>
+      </w:r>
+      <w:r>
+        <w:rPr>
+          <w:rFonts w:ascii="Consolas" w:hAnsi="Consolas"/>
+          <w:sz w:val="19"/>
+        </w:rPr>
+        <w:t>chactun_operating_point.py</w:t>
+      </w:r>
+      <w:r>
+        <w:t xml:space="preserve"> for recall against false positives per km².</w:t>
+      </w:r>
+    </w:p>
+    <w:p>
+      <w:r>
+        <w:rPr>
+          <w:rFonts w:ascii="Consolas" w:hAnsi="Consolas"/>
+          <w:sz w:val="19"/>
+        </w:rPr>
+        <w:t>LAB_NOTEBOOK.md</w:t>
+      </w:r>
+      <w:r>
+        <w:t xml:space="preserve"> carries the full record, including the predictions the data refuted and the explanations it revised.</w:t>
       </w:r>
     </w:p>
     <w:sectPr>

--- a/posts/Chactun_Multiclass_M2_blog_090226v10.docx
+++ b/posts/Chactun_Multiclass_M2_blog_090226v10.docx
@@ -1912,13 +1912,13 @@
         <w:t>Resolution is ruled out as well, and the effect runs counter to the prediction.</w:t>
       </w:r>
       <w:r>
-        <w:t xml:space="preserve"> Arm B ruled out giving small objects</w:t>
+        <w:t xml:space="preserve"> Arm B ruled out giving small objects </w:t>
       </w:r>
       <w:r>
         <w:rPr>
           <w:i/>
         </w:rPr>
-        <w:t xml:space="preserve"> anchors</w:t>
+        <w:t>anchors</w:t>
       </w:r>
       <w:r>
         <w:t xml:space="preserve">; arm F tested giving them </w:t>
@@ -2003,13 +2003,13 @@
         <w:t>The trajectories refine the explanation.</w:t>
       </w:r>
       <w:r>
-        <w:t xml:space="preserve"> Regularization would predict the baseline peaks early and decays. It does decay — but only 1.18 on building, against a 4.91 gain, so it accounts for at most a quarter. The trajectories show the arms identical through iteration 1500, after which the baseline stops improving and arm D does not. The baseline</w:t>
+        <w:t xml:space="preserve"> Regularization would predict the baseline peaks early and decays. It does decay — but only 1.18 on building, against a 4.91 gain, so it accounts for at most a quarter. The trajectories show the arms identical through iteration 1500, after which the baseline stops improving and arm D does not. The baseline </w:t>
       </w:r>
       <w:r>
         <w:rPr>
           <w:i/>
         </w:rPr>
-        <w:t xml:space="preserve"> exhausts</w:t>
+        <w:t>exhausts</w:t>
       </w:r>
       <w:r>
         <w:t xml:space="preserve"> what 1,669 tiles can teach it; D4 keeps finding new information because each epoch presents genuinely different views. That also implies arm D was still climbing when training stopped, so +4.16 is a floor rather than the effect size.</w:t>
@@ -3961,22 +3961,22 @@
         <w:t>the model did not transfer</w:t>
       </w:r>
       <w:r>
-        <w:t xml:space="preserve"> →</w:t>
+        <w:t xml:space="preserve"> → </w:t>
       </w:r>
       <w:r>
         <w:rPr>
           <w:i/>
         </w:rPr>
-        <w:t xml:space="preserve"> because its input representation could not be reproduced</w:t>
+        <w:t>because its input representation could not be reproduced</w:t>
       </w:r>
       <w:r>
-        <w:t xml:space="preserve"> →</w:t>
+        <w:t xml:space="preserve"> → </w:t>
       </w:r>
       <w:r>
         <w:rPr>
           <w:i/>
         </w:rPr>
-        <w:t xml:space="preserve"> therefore portability requires either a reproducible input specification, or a model indifferent to the representation it is given.</w:t>
+        <w:t>therefore portability requires either a reproducible input specification, or a model indifferent to the representation it is given.</w:t>
       </w:r>
     </w:p>
     <w:p>
